--- a/QED Course/Lesson 46 The Electron Propagator.docx
+++ b/QED Course/Lesson 46 The Electron Propagator.docx
@@ -58,7 +58,7 @@
     </w:p>
     <w:p>
       <w:pPr>
-        <w:pStyle w:val="Heading1"/>
+        <w:pStyle w:val="Heading2"/>
       </w:pPr>
       <w:r>
         <w:t>How to use this lesson</w:t>
@@ -71,7 +71,7 @@
     </w:p>
     <w:p>
       <w:pPr>
-        <w:pStyle w:val="Heading2"/>
+        <w:pStyle w:val="Heading3"/>
       </w:pPr>
       <w:r>
         <w:t>Learning objectives</w:t>
@@ -135,7 +135,7 @@
     </w:p>
     <w:p>
       <w:pPr>
-        <w:pStyle w:val="Heading2"/>
+        <w:pStyle w:val="Heading3"/>
       </w:pPr>
       <w:r>
         <w:t>Notation and conventions</w:t>
@@ -387,7 +387,7 @@
     </w:tbl>
     <w:p>
       <w:pPr>
-        <w:pStyle w:val="Heading1"/>
+        <w:pStyle w:val="Heading2"/>
       </w:pPr>
       <w:r>
         <w:t>1 Time-ordering the Dirac field</w:t>
@@ -395,7 +395,7 @@
     </w:p>
     <w:p>
       <w:pPr>
-        <w:pStyle w:val="Heading2"/>
+        <w:pStyle w:val="Heading3"/>
       </w:pPr>
       <w:r>
         <w:t>1.1 The fermionic minus sign</w:t>
@@ -587,7 +587,7 @@
     </w:p>
     <w:p>
       <w:pPr>
-        <w:pStyle w:val="Heading2"/>
+        <w:pStyle w:val="Heading3"/>
       </w:pPr>
       <w:r>
         <w:t>1.2 The electron propagator</w:t>
@@ -1010,10 +1010,11 @@
       </w:r>
     </w:p>
     <w:p>
-      <w:pPr>
-        <w:pStyle w:val="Heading3"/>
-      </w:pPr>
       <w:r>
+        <w:rPr>
+          <w:b/>
+          <w:i/>
+        </w:rPr>
         <w:t>Worked example 1</w:t>
       </w:r>
     </w:p>
@@ -1024,7 +1025,7 @@
     </w:p>
     <w:p>
       <w:pPr>
-        <w:pStyle w:val="Heading1"/>
+        <w:pStyle w:val="Heading2"/>
       </w:pPr>
       <w:r>
         <w:t>2 S_F from Δ_F directly</w:t>
@@ -1032,7 +1033,7 @@
     </w:p>
     <w:p>
       <w:pPr>
-        <w:pStyle w:val="Heading2"/>
+        <w:pStyle w:val="Heading3"/>
       </w:pPr>
       <w:r>
         <w:t>2.1 A key cancellation</w:t>
@@ -1274,7 +1275,7 @@
     </w:p>
     <w:p>
       <w:pPr>
-        <w:pStyle w:val="Heading2"/>
+        <w:pStyle w:val="Heading3"/>
       </w:pPr>
       <w:r>
         <w:t>2.2 The result</w:t>
@@ -1612,10 +1613,11 @@
       </w:r>
     </w:p>
     <w:p>
-      <w:pPr>
-        <w:pStyle w:val="Heading3"/>
-      </w:pPr>
       <w:r>
+        <w:rPr>
+          <w:b/>
+          <w:i/>
+        </w:rPr>
         <w:t>Worked example 2</w:t>
       </w:r>
     </w:p>
@@ -1626,7 +1628,7 @@
     </w:p>
     <w:p>
       <w:pPr>
-        <w:pStyle w:val="Heading1"/>
+        <w:pStyle w:val="Heading2"/>
       </w:pPr>
       <w:r>
         <w:t>3 S_F is a Green's function of the Dirac operator</w:t>
@@ -1634,7 +1636,7 @@
     </w:p>
     <w:p>
       <w:pPr>
-        <w:pStyle w:val="Heading2"/>
+        <w:pStyle w:val="Heading3"/>
       </w:pPr>
       <w:r>
         <w:t>3.1 The calculation</w:t>
@@ -2032,7 +2034,7 @@
     </w:p>
     <w:p>
       <w:pPr>
-        <w:pStyle w:val="Heading2"/>
+        <w:pStyle w:val="Heading3"/>
       </w:pPr>
       <w:r>
         <w:t>3.2 Consistency</w:t>
@@ -2044,10 +2046,11 @@
       </w:r>
     </w:p>
     <w:p>
-      <w:pPr>
-        <w:pStyle w:val="Heading3"/>
-      </w:pPr>
       <w:r>
+        <w:rPr>
+          <w:b/>
+          <w:i/>
+        </w:rPr>
         <w:t>Worked example 3</w:t>
       </w:r>
     </w:p>
@@ -2058,7 +2061,7 @@
     </w:p>
     <w:p>
       <w:pPr>
-        <w:pStyle w:val="Heading1"/>
+        <w:pStyle w:val="Heading2"/>
       </w:pPr>
       <w:r>
         <w:t>4 The momentum-space propagator</w:t>
@@ -2066,7 +2069,7 @@
     </w:p>
     <w:p>
       <w:pPr>
-        <w:pStyle w:val="Heading2"/>
+        <w:pStyle w:val="Heading3"/>
       </w:pPr>
       <w:r>
         <w:t>4.1 Applying the operator to the momentum integral</w:t>
@@ -2210,7 +2213,7 @@
     </w:p>
     <w:p>
       <w:pPr>
-        <w:pStyle w:val="Heading2"/>
+        <w:pStyle w:val="Heading3"/>
       </w:pPr>
       <w:r>
         <w:t>4.2 The result</w:t>
@@ -2567,10 +2570,11 @@
       </w:r>
     </w:p>
     <w:p>
-      <w:pPr>
-        <w:pStyle w:val="Heading3"/>
-      </w:pPr>
       <w:r>
+        <w:rPr>
+          <w:b/>
+          <w:i/>
+        </w:rPr>
         <w:t>Worked example 4</w:t>
       </w:r>
     </w:p>
@@ -2581,7 +2585,7 @@
     </w:p>
     <w:p>
       <w:pPr>
-        <w:pStyle w:val="Heading1"/>
+        <w:pStyle w:val="Heading2"/>
       </w:pPr>
       <w:r>
         <w:t>5 The numerator p̸+m and the spin sum</w:t>
@@ -2589,7 +2593,7 @@
     </w:p>
     <w:p>
       <w:pPr>
-        <w:pStyle w:val="Heading2"/>
+        <w:pStyle w:val="Heading3"/>
       </w:pPr>
       <w:r>
         <w:t>5.1 The residue at the pole</w:t>
@@ -2602,7 +2606,7 @@
     </w:p>
     <w:p>
       <w:pPr>
-        <w:pStyle w:val="Heading2"/>
+        <w:pStyle w:val="Heading3"/>
       </w:pPr>
       <w:r>
         <w:t>5.2 Connection to completeness</w:t>
@@ -2614,10 +2618,11 @@
       </w:r>
     </w:p>
     <w:p>
-      <w:pPr>
-        <w:pStyle w:val="Heading3"/>
-      </w:pPr>
       <w:r>
+        <w:rPr>
+          <w:b/>
+          <w:i/>
+        </w:rPr>
         <w:t>Worked example 5</w:t>
       </w:r>
     </w:p>
@@ -2628,7 +2633,7 @@
     </w:p>
     <w:p>
       <w:pPr>
-        <w:pStyle w:val="Heading1"/>
+        <w:pStyle w:val="Heading2"/>
       </w:pPr>
       <w:r>
         <w:t>6 Connections to QED</w:t>
@@ -2885,7 +2890,7 @@
     </w:p>
     <w:p>
       <w:pPr>
-        <w:pStyle w:val="Heading1"/>
+        <w:pStyle w:val="Heading2"/>
       </w:pPr>
       <w:r>
         <w:t>7 Summary</w:t>
@@ -2977,7 +2982,7 @@
     </w:p>
     <w:p>
       <w:pPr>
-        <w:pStyle w:val="Heading1"/>
+        <w:pStyle w:val="Heading2"/>
       </w:pPr>
       <w:r>
         <w:t>Exercises</w:t>
@@ -3637,7 +3642,7 @@
     </w:tbl>
     <w:p>
       <w:pPr>
-        <w:pStyle w:val="Heading1"/>
+        <w:pStyle w:val="Heading2"/>
       </w:pPr>
       <w:r>
         <w:t>Solutions</w:t>
@@ -3869,7 +3874,7 @@
     </w:p>
     <w:p>
       <w:pPr>
-        <w:pStyle w:val="Heading1"/>
+        <w:pStyle w:val="Heading2"/>
       </w:pPr>
       <w:r>
         <w:t>Mastery checklist</w:t>
@@ -3925,7 +3930,7 @@
     </w:p>
     <w:p>
       <w:pPr>
-        <w:pStyle w:val="Heading1"/>
+        <w:pStyle w:val="Heading2"/>
       </w:pPr>
       <w:r>
         <w:t>Next lesson</w:t>
